--- a/Lab03/unit_03-links_images_video.docx
+++ b/Lab03/unit_03-links_images_video.docx
@@ -1,6 +1,6 @@
 
 <file path=word/document.xml><?xml version="1.0" encoding="utf-8"?>
-<w:document xmlns:wpc="http://schemas.microsoft.com/office/word/2010/wordprocessingCanvas" xmlns:cx="http://schemas.microsoft.com/office/drawing/2014/chartex" xmlns:cx1="http://schemas.microsoft.com/office/drawing/2015/9/8/chartex" xmlns:cx2="http://schemas.microsoft.com/office/drawing/2015/10/21/chartex" xmlns:cx3="http://schemas.microsoft.com/office/drawing/2016/5/9/chartex" xmlns:cx4="http://schemas.microsoft.com/office/drawing/2016/5/10/chartex" xmlns:cx5="http://schemas.microsoft.com/office/drawing/2016/5/11/chartex" xmlns:cx6="http://schemas.microsoft.com/office/drawing/2016/5/12/chartex" xmlns:cx7="http://schemas.microsoft.com/office/drawing/2016/5/13/chartex" xmlns:cx8="http://schemas.microsoft.com/office/drawing/2016/5/14/chartex" xmlns:mc="http://schemas.openxmlformats.org/markup-compatibility/2006" xmlns:aink="http://schemas.microsoft.com/office/drawing/2016/ink" xmlns:am3d="http://schemas.microsoft.com/office/drawing/2017/model3d" xmlns:o="urn:schemas-microsoft-com:office:office" xmlns:r="http://schemas.openxmlformats.org/officeDocument/2006/relationships" xmlns:m="http://schemas.openxmlformats.org/officeDocument/2006/math" xmlns:v="urn:schemas-microsoft-com:vml" xmlns:wp14="http://schemas.microsoft.com/office/word/2010/wordprocessingDrawing" xmlns:wp="http://schemas.openxmlformats.org/drawingml/2006/wordprocessingDrawing" xmlns:w10="urn:schemas-microsoft-com:office:word" xmlns:w="http://schemas.openxmlformats.org/wordprocessingml/2006/main" xmlns:w14="http://schemas.microsoft.com/office/word/2010/wordml" xmlns:w15="http://schemas.microsoft.com/office/word/2012/wordml" xmlns:w16cex="http://schemas.microsoft.com/office/word/2018/wordml/cex" xmlns:w16cid="http://schemas.microsoft.com/office/word/2016/wordml/cid" xmlns:w16="http://schemas.microsoft.com/office/word/2018/wordml" xmlns:w16se="http://schemas.microsoft.com/office/word/2015/wordml/symex" xmlns:wpg="http://schemas.microsoft.com/office/word/2010/wordprocessingGroup" xmlns:wpi="http://schemas.microsoft.com/office/word/2010/wordprocessingInk" xmlns:wne="http://schemas.microsoft.com/office/word/2006/wordml" xmlns:wps="http://schemas.microsoft.com/office/word/2010/wordprocessingShape" mc:Ignorable="w14 w15 w16se w16cid w16 w16cex wp14">
+<w:document xmlns:wpc="http://schemas.microsoft.com/office/word/2010/wordprocessingCanvas" xmlns:cx="http://schemas.microsoft.com/office/drawing/2014/chartex" xmlns:cx1="http://schemas.microsoft.com/office/drawing/2015/9/8/chartex" xmlns:cx2="http://schemas.microsoft.com/office/drawing/2015/10/21/chartex" xmlns:cx3="http://schemas.microsoft.com/office/drawing/2016/5/9/chartex" xmlns:cx4="http://schemas.microsoft.com/office/drawing/2016/5/10/chartex" xmlns:cx5="http://schemas.microsoft.com/office/drawing/2016/5/11/chartex" xmlns:cx6="http://schemas.microsoft.com/office/drawing/2016/5/12/chartex" xmlns:cx7="http://schemas.microsoft.com/office/drawing/2016/5/13/chartex" xmlns:cx8="http://schemas.microsoft.com/office/drawing/2016/5/14/chartex" xmlns:mc="http://schemas.openxmlformats.org/markup-compatibility/2006" xmlns:aink="http://schemas.microsoft.com/office/drawing/2016/ink" xmlns:am3d="http://schemas.microsoft.com/office/drawing/2017/model3d" xmlns:o="urn:schemas-microsoft-com:office:office" xmlns:oel="http://schemas.microsoft.com/office/2019/extlst" xmlns:r="http://schemas.openxmlformats.org/officeDocument/2006/relationships" xmlns:m="http://schemas.openxmlformats.org/officeDocument/2006/math" xmlns:v="urn:schemas-microsoft-com:vml" xmlns:wp14="http://schemas.microsoft.com/office/word/2010/wordprocessingDrawing" xmlns:wp="http://schemas.openxmlformats.org/drawingml/2006/wordprocessingDrawing" xmlns:w10="urn:schemas-microsoft-com:office:word" xmlns:w="http://schemas.openxmlformats.org/wordprocessingml/2006/main" xmlns:w14="http://schemas.microsoft.com/office/word/2010/wordml" xmlns:w15="http://schemas.microsoft.com/office/word/2012/wordml" xmlns:w16cex="http://schemas.microsoft.com/office/word/2018/wordml/cex" xmlns:w16cid="http://schemas.microsoft.com/office/word/2016/wordml/cid" xmlns:w16="http://schemas.microsoft.com/office/word/2018/wordml" xmlns:w16sdtdh="http://schemas.microsoft.com/office/word/2020/wordml/sdtdatahash" xmlns:w16se="http://schemas.microsoft.com/office/word/2015/wordml/symex" xmlns:wpg="http://schemas.microsoft.com/office/word/2010/wordprocessingGroup" xmlns:wpi="http://schemas.microsoft.com/office/word/2010/wordprocessingInk" xmlns:wne="http://schemas.microsoft.com/office/word/2006/wordml" xmlns:wps="http://schemas.microsoft.com/office/word/2010/wordprocessingShape" mc:Ignorable="w14 w15 w16se w16cid w16 w16cex w16sdtdh wp14">
   <w:body>
     <w:p>
       <w:pPr>
@@ -150,29 +150,16 @@
             <v:path o:extrusionok="f" gradientshapeok="t" o:connecttype="rect"/>
             <o:lock v:ext="edit" aspectratio="t"/>
           </v:shapetype>
-          <v:shape id="_x0000_i1025" type="#_x0000_t75" style="width:319.5pt;height:240pt" o:ole="">
+          <v:shape id="_x0000_i1025" type="#_x0000_t75" style="width:319.3pt;height:240pt" o:ole="">
             <v:imagedata r:id="rId6" o:title=""/>
           </v:shape>
-          <o:OLEObject Type="Embed" ProgID="Unknown" ShapeID="_x0000_i1025" DrawAspect="Content" ObjectID="_1675762272" r:id="rId7"/>
+          <o:OLEObject Type="Embed" ProgID="Unknown" ShapeID="_x0000_i1025" DrawAspect="Content" ObjectID="_1768499917" r:id="rId7"/>
         </w:object>
       </w:r>
     </w:p>
     <w:p>
-      <w:proofErr w:type="gramStart"/>
-      <w:r>
-        <w:t>Let’s</w:t>
-      </w:r>
-      <w:proofErr w:type="gramEnd"/>
-      <w:r>
-        <w:t xml:space="preserve"> say we are working on the contact.html file.  </w:t>
-      </w:r>
-      <w:proofErr w:type="gramStart"/>
-      <w:r>
-        <w:t>Here’s</w:t>
-      </w:r>
-      <w:proofErr w:type="gramEnd"/>
-      <w:r>
-        <w:t xml:space="preserve"> the process of finding the file path.  </w:t>
+      <w:r>
+        <w:t xml:space="preserve">Let’s say we are working on the contact.html file.  Here’s the process of finding the file path.  </w:t>
       </w:r>
     </w:p>
     <w:p>
@@ -402,7 +389,35 @@
         </w:numPr>
       </w:pPr>
       <w:r>
-        <w:t>Use the steps above to write a file path from photo.png to contact.html</w:t>
+        <w:t xml:space="preserve">Use the steps above to write a file path from photo.png to </w:t>
+      </w:r>
+      <w:proofErr w:type="gramStart"/>
+      <w:r>
+        <w:t>contact.html</w:t>
+      </w:r>
+      <w:proofErr w:type="gramEnd"/>
+    </w:p>
+    <w:p>
+      <w:pPr>
+        <w:pStyle w:val="ListParagraph"/>
+        <w:rPr>
+          <w:b/>
+          <w:bCs/>
+        </w:rPr>
+      </w:pPr>
+      <w:r>
+        <w:rPr>
+          <w:b/>
+          <w:bCs/>
+        </w:rPr>
+        <w:t>../lab0</w:t>
+      </w:r>
+      <w:r>
+        <w:rPr>
+          <w:b/>
+          <w:bCs/>
+        </w:rPr>
+        <w:t>2/contact.html</w:t>
       </w:r>
     </w:p>
     <w:p>
@@ -414,7 +429,28 @@
         </w:numPr>
       </w:pPr>
       <w:r>
-        <w:t>Use the steps above to write a file path from contact.html to logo.gif</w:t>
+        <w:t xml:space="preserve">Use the steps above to write a file path from contact.html to </w:t>
+      </w:r>
+      <w:proofErr w:type="gramStart"/>
+      <w:r>
+        <w:t>logo.gif</w:t>
+      </w:r>
+      <w:proofErr w:type="gramEnd"/>
+    </w:p>
+    <w:p>
+      <w:pPr>
+        <w:pStyle w:val="ListParagraph"/>
+        <w:rPr>
+          <w:b/>
+          <w:bCs/>
+        </w:rPr>
+      </w:pPr>
+      <w:r>
+        <w:rPr>
+          <w:b/>
+          <w:bCs/>
+        </w:rPr>
+        <w:t>../lab01/images2/logo.gif</w:t>
       </w:r>
     </w:p>
     <w:p>
@@ -428,6 +464,31 @@
       <w:r>
         <w:t>Imagine there was an index.html file in the ist263 folder.  Write the relative path from the bio.html file to the index.html file.</w:t>
       </w:r>
+    </w:p>
+    <w:p>
+      <w:pPr>
+        <w:pStyle w:val="ListParagraph"/>
+        <w:rPr>
+          <w:b/>
+          <w:bCs/>
+        </w:rPr>
+      </w:pPr>
+      <w:r>
+        <w:rPr>
+          <w:b/>
+          <w:bCs/>
+        </w:rPr>
+        <w:t>../</w:t>
+      </w:r>
+      <w:proofErr w:type="spellStart"/>
+      <w:r>
+        <w:rPr>
+          <w:b/>
+          <w:bCs/>
+        </w:rPr>
+        <w:t>index.hmtl</w:t>
+      </w:r>
+      <w:proofErr w:type="spellEnd"/>
     </w:p>
     <w:p>
       <w:pPr>
@@ -565,13 +626,9 @@
       </w:r>
     </w:p>
     <w:p>
-      <w:proofErr w:type="gramStart"/>
-      <w:r>
-        <w:t>I've</w:t>
-      </w:r>
-      <w:proofErr w:type="gramEnd"/>
-      <w:r>
-        <w:t xml:space="preserve"> added a second attribute into the tag, target="_blank".  The target attribute specifies where you should open a link.  Default is to open it in the same browser window as the link.  </w:t>
+      <w:r>
+        <w:lastRenderedPageBreak/>
+        <w:t xml:space="preserve">I've added a second attribute into the tag, target="_blank".  The target attribute specifies where you should open a link.  Default is to open it in the same browser window as the link.  </w:t>
       </w:r>
       <w:r>
         <w:t>If you want to do this</w:t>
@@ -580,22 +637,10 @@
         <w:t>,</w:t>
       </w:r>
       <w:r>
-        <w:t xml:space="preserve"> you </w:t>
-      </w:r>
-      <w:proofErr w:type="gramStart"/>
-      <w:r>
-        <w:t>don't</w:t>
-      </w:r>
-      <w:proofErr w:type="gramEnd"/>
-      <w:r>
-        <w:t xml:space="preserve"> need the target attribute.  </w:t>
-      </w:r>
-      <w:r>
-        <w:t xml:space="preserve">Another popular option is to choose </w:t>
-      </w:r>
-      <w:r>
-        <w:lastRenderedPageBreak/>
-        <w:t>_blank which opens the link in a new tab.</w:t>
+        <w:t xml:space="preserve"> you don't need the target attribute.  </w:t>
+      </w:r>
+      <w:r>
+        <w:t>Another popular option is to choose _blank which opens the link in a new tab.</w:t>
       </w:r>
       <w:r>
         <w:t xml:space="preserve">  Folks often do this when linking to a PDF or off their site.</w:t>
@@ -640,21 +685,16 @@
           <w:numId w:val="18"/>
         </w:numPr>
       </w:pPr>
+      <w:r>
+        <w:t xml:space="preserve">Let's add name and address under that heading.  Use the correct tags.  If you don't want to publish your personal </w:t>
+      </w:r>
       <w:proofErr w:type="gramStart"/>
       <w:r>
-        <w:t>Let's</w:t>
+        <w:t>address</w:t>
       </w:r>
       <w:proofErr w:type="gramEnd"/>
       <w:r>
-        <w:t xml:space="preserve"> add name and address under that heading.  Use the correct tags.  If you </w:t>
-      </w:r>
-      <w:proofErr w:type="gramStart"/>
-      <w:r>
-        <w:t>don't</w:t>
-      </w:r>
-      <w:proofErr w:type="gramEnd"/>
-      <w:r>
-        <w:t xml:space="preserve"> want to publish your personal address use the university's address.</w:t>
+        <w:t xml:space="preserve"> use the university's address.</w:t>
       </w:r>
     </w:p>
     <w:p>
@@ -678,15 +718,7 @@
         <w:t>URL</w:t>
       </w:r>
       <w:r>
-        <w:t xml:space="preserve"> of your LinkedIn page.  If you </w:t>
-      </w:r>
-      <w:proofErr w:type="gramStart"/>
-      <w:r>
-        <w:t>don't</w:t>
-      </w:r>
-      <w:proofErr w:type="gramEnd"/>
-      <w:r>
-        <w:t xml:space="preserve"> have a LinkedIn page</w:t>
+        <w:t xml:space="preserve"> of your LinkedIn page.  If you don't have a LinkedIn page</w:t>
       </w:r>
       <w:r>
         <w:t>,</w:t>
@@ -723,21 +755,8 @@
       </w:r>
     </w:p>
     <w:p>
-      <w:proofErr w:type="gramStart"/>
-      <w:r>
-        <w:t>We've</w:t>
-      </w:r>
-      <w:proofErr w:type="gramEnd"/>
-      <w:r>
-        <w:t xml:space="preserve"> just spent some time entering your contact info.  Now </w:t>
-      </w:r>
-      <w:proofErr w:type="gramStart"/>
-      <w:r>
-        <w:t>let's</w:t>
-      </w:r>
-      <w:proofErr w:type="gramEnd"/>
-      <w:r>
-        <w:t xml:space="preserve"> add a clickable link for your email address.  An email link follows the same format as a link to a page, we just add "mailto:" to the beginning of the </w:t>
+      <w:r>
+        <w:t xml:space="preserve">We've just spent some time entering your contact info.  Now let's add a clickable link for your email address.  An email link follows the same format as a link to a page, we just add "mailto:" to the beginning of the </w:t>
       </w:r>
       <w:proofErr w:type="spellStart"/>
       <w:r>
@@ -745,15 +764,7 @@
       </w:r>
       <w:proofErr w:type="spellEnd"/>
       <w:r>
-        <w:t xml:space="preserve"> attribute.  </w:t>
-      </w:r>
-      <w:proofErr w:type="gramStart"/>
-      <w:r>
-        <w:t>Here's</w:t>
-      </w:r>
-      <w:proofErr w:type="gramEnd"/>
-      <w:r>
-        <w:t xml:space="preserve"> how you would add an email link to me:</w:t>
+        <w:t xml:space="preserve"> attribute.  Here's how you would add an email link to me:</w:t>
       </w:r>
     </w:p>
     <w:p>
@@ -833,15 +844,7 @@
         </w:numPr>
       </w:pPr>
       <w:r>
-        <w:t xml:space="preserve">We are going to add a LinkedIn logo to our contact page.  To get started </w:t>
-      </w:r>
-      <w:proofErr w:type="gramStart"/>
-      <w:r>
-        <w:t>let's</w:t>
-      </w:r>
-      <w:proofErr w:type="gramEnd"/>
-      <w:r>
-        <w:t xml:space="preserve"> create a folder to separate the images from our web pages.  In your </w:t>
+        <w:t xml:space="preserve">We are going to add a LinkedIn logo to our contact page.  To get started let's create a folder to separate the images from our web pages.  In your </w:t>
       </w:r>
       <w:proofErr w:type="spellStart"/>
       <w:r>
@@ -855,15 +858,7 @@
         <w:t xml:space="preserve"> folder, create a folder called "images".</w:t>
       </w:r>
       <w:r>
-        <w:t xml:space="preserve">  </w:t>
-      </w:r>
-      <w:proofErr w:type="gramStart"/>
-      <w:r>
-        <w:t>Don't</w:t>
-      </w:r>
-      <w:proofErr w:type="gramEnd"/>
-      <w:r>
-        <w:t xml:space="preserve"> create this folder inside the lab03 folder.  We are going to be using the images folder a lot moving forward for different labs.</w:t>
+        <w:t xml:space="preserve">  Don't create this folder inside the lab03 folder.  We are going to be using the images folder a lot moving forward for different labs.</w:t>
       </w:r>
       <w:r>
         <w:br/>
@@ -885,11 +880,27 @@
           <w:rPr>
             <w:rStyle w:val="Hyperlink"/>
           </w:rPr>
-          <w:t>https://brand.linkedin.com/downloads</w:t>
+          <w:t>http</w:t>
+        </w:r>
+        <w:r>
+          <w:rPr>
+            <w:rStyle w:val="Hyperlink"/>
+          </w:rPr>
+          <w:t>s</w:t>
+        </w:r>
+        <w:r>
+          <w:rPr>
+            <w:rStyle w:val="Hyperlink"/>
+          </w:rPr>
+          <w:t>://brand.linkedin.com/downloads</w:t>
         </w:r>
       </w:hyperlink>
       <w:r>
-        <w:t xml:space="preserve">.  Read the use requirements to make sure you are following LinkedIn's rules.   </w:t>
+        <w:t xml:space="preserve">.  Read the use requirements to make sure you </w:t>
+      </w:r>
+      <w:r>
+        <w:lastRenderedPageBreak/>
+        <w:t xml:space="preserve">are following LinkedIn's rules.   </w:t>
       </w:r>
       <w:r>
         <w:br/>
@@ -902,11 +913,7 @@
         <w:t>click,</w:t>
       </w:r>
       <w:r>
-        <w:t xml:space="preserve"> or control click on the logo you like best and choose to save it to the </w:t>
-      </w:r>
-      <w:r>
-        <w:lastRenderedPageBreak/>
-        <w:t>images folder you just created.</w:t>
+        <w:t xml:space="preserve"> or control click on the logo you like best and choose to save it to the images folder you just created.</w:t>
       </w:r>
       <w:r>
         <w:br/>
@@ -981,23 +988,7 @@
       </w:r>
       <w:r>
         <w:br/>
-        <w:t xml:space="preserve">Note: Don't worry if your image is too large or too </w:t>
-      </w:r>
-      <w:proofErr w:type="gramStart"/>
-      <w:r>
-        <w:t>small.</w:t>
-      </w:r>
-      <w:proofErr w:type="gramEnd"/>
-      <w:r>
-        <w:t xml:space="preserve">  </w:t>
-      </w:r>
-      <w:proofErr w:type="gramStart"/>
-      <w:r>
-        <w:t>We'll</w:t>
-      </w:r>
-      <w:proofErr w:type="gramEnd"/>
-      <w:r>
-        <w:t xml:space="preserve"> deal with editing images in the future.</w:t>
+        <w:t>Note: Don't worry if your image is too large or too small.  We'll deal with editing images in the future.</w:t>
       </w:r>
     </w:p>
     <w:p>
@@ -1054,21 +1045,16 @@
           <w:numId w:val="18"/>
         </w:numPr>
       </w:pPr>
+      <w:r>
+        <w:t xml:space="preserve">Here's a screen shot of my bio page.  Check it against the page you created to make sure everything is in the correct </w:t>
+      </w:r>
       <w:proofErr w:type="gramStart"/>
       <w:r>
-        <w:t>Here's</w:t>
+        <w:t>place</w:t>
       </w:r>
       <w:proofErr w:type="gramEnd"/>
       <w:r>
-        <w:t xml:space="preserve"> a screen shot of my bio page.  Check it against the page you created to make sure everything is in the correct place and you </w:t>
-      </w:r>
-      <w:proofErr w:type="gramStart"/>
-      <w:r>
-        <w:t>haven't</w:t>
-      </w:r>
-      <w:proofErr w:type="gramEnd"/>
-      <w:r>
-        <w:t xml:space="preserve"> missed any parts.</w:t>
+        <w:t xml:space="preserve"> and you haven't missed any parts.</w:t>
       </w:r>
     </w:p>
     <w:p>
@@ -1297,15 +1283,7 @@
       </w:r>
       <w:r>
         <w:br/>
-        <w:t xml:space="preserve">4 ==&gt; I </w:t>
-      </w:r>
-      <w:proofErr w:type="gramStart"/>
-      <w:r>
-        <w:t>don't</w:t>
-      </w:r>
-      <w:proofErr w:type="gramEnd"/>
-      <w:r>
-        <w:t xml:space="preserve"> understand this at all yet and need extra help. </w:t>
+        <w:t xml:space="preserve">4 ==&gt; I don't understand this at all yet and need extra help. </w:t>
       </w:r>
     </w:p>
     <w:p/>
@@ -1320,7 +1298,7 @@
 </file>
 
 <file path=word/numbering.xml><?xml version="1.0" encoding="utf-8"?>
-<w:numbering xmlns:wpc="http://schemas.microsoft.com/office/word/2010/wordprocessingCanvas" xmlns:cx="http://schemas.microsoft.com/office/drawing/2014/chartex" xmlns:cx1="http://schemas.microsoft.com/office/drawing/2015/9/8/chartex" xmlns:cx2="http://schemas.microsoft.com/office/drawing/2015/10/21/chartex" xmlns:cx3="http://schemas.microsoft.com/office/drawing/2016/5/9/chartex" xmlns:cx4="http://schemas.microsoft.com/office/drawing/2016/5/10/chartex" xmlns:cx5="http://schemas.microsoft.com/office/drawing/2016/5/11/chartex" xmlns:cx6="http://schemas.microsoft.com/office/drawing/2016/5/12/chartex" xmlns:cx7="http://schemas.microsoft.com/office/drawing/2016/5/13/chartex" xmlns:cx8="http://schemas.microsoft.com/office/drawing/2016/5/14/chartex" xmlns:mc="http://schemas.openxmlformats.org/markup-compatibility/2006" xmlns:aink="http://schemas.microsoft.com/office/drawing/2016/ink" xmlns:am3d="http://schemas.microsoft.com/office/drawing/2017/model3d" xmlns:o="urn:schemas-microsoft-com:office:office" xmlns:r="http://schemas.openxmlformats.org/officeDocument/2006/relationships" xmlns:m="http://schemas.openxmlformats.org/officeDocument/2006/math" xmlns:v="urn:schemas-microsoft-com:vml" xmlns:wp14="http://schemas.microsoft.com/office/word/2010/wordprocessingDrawing" xmlns:wp="http://schemas.openxmlformats.org/drawingml/2006/wordprocessingDrawing" xmlns:w10="urn:schemas-microsoft-com:office:word" xmlns:w="http://schemas.openxmlformats.org/wordprocessingml/2006/main" xmlns:w14="http://schemas.microsoft.com/office/word/2010/wordml" xmlns:w15="http://schemas.microsoft.com/office/word/2012/wordml" xmlns:w16cex="http://schemas.microsoft.com/office/word/2018/wordml/cex" xmlns:w16cid="http://schemas.microsoft.com/office/word/2016/wordml/cid" xmlns:w16="http://schemas.microsoft.com/office/word/2018/wordml" xmlns:w16se="http://schemas.microsoft.com/office/word/2015/wordml/symex" xmlns:wpg="http://schemas.microsoft.com/office/word/2010/wordprocessingGroup" xmlns:wpi="http://schemas.microsoft.com/office/word/2010/wordprocessingInk" xmlns:wne="http://schemas.microsoft.com/office/word/2006/wordml" xmlns:wps="http://schemas.microsoft.com/office/word/2010/wordprocessingShape" mc:Ignorable="w14 w15 w16se w16cid w16 w16cex wp14">
+<w:numbering xmlns:wpc="http://schemas.microsoft.com/office/word/2010/wordprocessingCanvas" xmlns:cx="http://schemas.microsoft.com/office/drawing/2014/chartex" xmlns:cx1="http://schemas.microsoft.com/office/drawing/2015/9/8/chartex" xmlns:cx2="http://schemas.microsoft.com/office/drawing/2015/10/21/chartex" xmlns:cx3="http://schemas.microsoft.com/office/drawing/2016/5/9/chartex" xmlns:cx4="http://schemas.microsoft.com/office/drawing/2016/5/10/chartex" xmlns:cx5="http://schemas.microsoft.com/office/drawing/2016/5/11/chartex" xmlns:cx6="http://schemas.microsoft.com/office/drawing/2016/5/12/chartex" xmlns:cx7="http://schemas.microsoft.com/office/drawing/2016/5/13/chartex" xmlns:cx8="http://schemas.microsoft.com/office/drawing/2016/5/14/chartex" xmlns:mc="http://schemas.openxmlformats.org/markup-compatibility/2006" xmlns:aink="http://schemas.microsoft.com/office/drawing/2016/ink" xmlns:am3d="http://schemas.microsoft.com/office/drawing/2017/model3d" xmlns:o="urn:schemas-microsoft-com:office:office" xmlns:oel="http://schemas.microsoft.com/office/2019/extlst" xmlns:r="http://schemas.openxmlformats.org/officeDocument/2006/relationships" xmlns:m="http://schemas.openxmlformats.org/officeDocument/2006/math" xmlns:v="urn:schemas-microsoft-com:vml" xmlns:wp14="http://schemas.microsoft.com/office/word/2010/wordprocessingDrawing" xmlns:wp="http://schemas.openxmlformats.org/drawingml/2006/wordprocessingDrawing" xmlns:w10="urn:schemas-microsoft-com:office:word" xmlns:w="http://schemas.openxmlformats.org/wordprocessingml/2006/main" xmlns:w14="http://schemas.microsoft.com/office/word/2010/wordml" xmlns:w15="http://schemas.microsoft.com/office/word/2012/wordml" xmlns:w16cex="http://schemas.microsoft.com/office/word/2018/wordml/cex" xmlns:w16cid="http://schemas.microsoft.com/office/word/2016/wordml/cid" xmlns:w16="http://schemas.microsoft.com/office/word/2018/wordml" xmlns:w16sdtdh="http://schemas.microsoft.com/office/word/2020/wordml/sdtdatahash" xmlns:w16se="http://schemas.microsoft.com/office/word/2015/wordml/symex" xmlns:wpg="http://schemas.microsoft.com/office/word/2010/wordprocessingGroup" xmlns:wpi="http://schemas.microsoft.com/office/word/2010/wordprocessingInk" xmlns:wne="http://schemas.microsoft.com/office/word/2006/wordml" xmlns:wps="http://schemas.microsoft.com/office/word/2010/wordprocessingShape" mc:Ignorable="w14 w15 w16se w16cid w16 w16cex w16sdtdh wp14">
   <w:abstractNum w:abstractNumId="0" w15:restartNumberingAfterBreak="0">
     <w:nsid w:val="011B244A"/>
     <w:multiLevelType w:val="hybridMultilevel"/>
@@ -4362,104 +4340,104 @@
       </w:pPr>
     </w:lvl>
   </w:abstractNum>
-  <w:num w:numId="1">
+  <w:num w:numId="1" w16cid:durableId="1218399540">
     <w:abstractNumId w:val="16"/>
   </w:num>
-  <w:num w:numId="2">
+  <w:num w:numId="2" w16cid:durableId="29838566">
     <w:abstractNumId w:val="17"/>
   </w:num>
-  <w:num w:numId="3">
+  <w:num w:numId="3" w16cid:durableId="1592280368">
     <w:abstractNumId w:val="0"/>
   </w:num>
-  <w:num w:numId="4">
+  <w:num w:numId="4" w16cid:durableId="861434045">
     <w:abstractNumId w:val="30"/>
   </w:num>
-  <w:num w:numId="5">
+  <w:num w:numId="5" w16cid:durableId="1974365103">
     <w:abstractNumId w:val="6"/>
   </w:num>
-  <w:num w:numId="6">
+  <w:num w:numId="6" w16cid:durableId="159931003">
     <w:abstractNumId w:val="18"/>
   </w:num>
-  <w:num w:numId="7">
+  <w:num w:numId="7" w16cid:durableId="1620720299">
     <w:abstractNumId w:val="9"/>
   </w:num>
-  <w:num w:numId="8">
+  <w:num w:numId="8" w16cid:durableId="754667095">
     <w:abstractNumId w:val="10"/>
   </w:num>
-  <w:num w:numId="9">
+  <w:num w:numId="9" w16cid:durableId="2027099105">
     <w:abstractNumId w:val="15"/>
   </w:num>
-  <w:num w:numId="10">
+  <w:num w:numId="10" w16cid:durableId="38091232">
     <w:abstractNumId w:val="19"/>
   </w:num>
-  <w:num w:numId="11">
+  <w:num w:numId="11" w16cid:durableId="800030070">
     <w:abstractNumId w:val="24"/>
   </w:num>
-  <w:num w:numId="12">
+  <w:num w:numId="12" w16cid:durableId="806974922">
     <w:abstractNumId w:val="11"/>
   </w:num>
-  <w:num w:numId="13">
+  <w:num w:numId="13" w16cid:durableId="137841257">
     <w:abstractNumId w:val="28"/>
   </w:num>
-  <w:num w:numId="14">
+  <w:num w:numId="14" w16cid:durableId="1273249901">
     <w:abstractNumId w:val="3"/>
   </w:num>
-  <w:num w:numId="15">
+  <w:num w:numId="15" w16cid:durableId="998651109">
     <w:abstractNumId w:val="5"/>
   </w:num>
-  <w:num w:numId="16">
+  <w:num w:numId="16" w16cid:durableId="1476677978">
     <w:abstractNumId w:val="14"/>
   </w:num>
-  <w:num w:numId="17">
+  <w:num w:numId="17" w16cid:durableId="983582397">
     <w:abstractNumId w:val="1"/>
   </w:num>
-  <w:num w:numId="18">
+  <w:num w:numId="18" w16cid:durableId="19552823">
     <w:abstractNumId w:val="25"/>
   </w:num>
-  <w:num w:numId="19">
+  <w:num w:numId="19" w16cid:durableId="1521315256">
     <w:abstractNumId w:val="2"/>
   </w:num>
-  <w:num w:numId="20">
+  <w:num w:numId="20" w16cid:durableId="2095975934">
     <w:abstractNumId w:val="29"/>
   </w:num>
-  <w:num w:numId="21">
+  <w:num w:numId="21" w16cid:durableId="1467628903">
     <w:abstractNumId w:val="7"/>
   </w:num>
-  <w:num w:numId="22">
+  <w:num w:numId="22" w16cid:durableId="852720478">
     <w:abstractNumId w:val="20"/>
   </w:num>
-  <w:num w:numId="23">
+  <w:num w:numId="23" w16cid:durableId="792410520">
     <w:abstractNumId w:val="13"/>
   </w:num>
-  <w:num w:numId="24">
+  <w:num w:numId="24" w16cid:durableId="1955286020">
     <w:abstractNumId w:val="27"/>
   </w:num>
-  <w:num w:numId="25">
+  <w:num w:numId="25" w16cid:durableId="2136291660">
     <w:abstractNumId w:val="4"/>
   </w:num>
-  <w:num w:numId="26">
+  <w:num w:numId="26" w16cid:durableId="1314287139">
     <w:abstractNumId w:val="26"/>
   </w:num>
-  <w:num w:numId="27">
+  <w:num w:numId="27" w16cid:durableId="2096366187">
     <w:abstractNumId w:val="8"/>
   </w:num>
-  <w:num w:numId="28">
+  <w:num w:numId="28" w16cid:durableId="965549441">
     <w:abstractNumId w:val="21"/>
   </w:num>
-  <w:num w:numId="29">
+  <w:num w:numId="29" w16cid:durableId="1732117532">
     <w:abstractNumId w:val="22"/>
   </w:num>
-  <w:num w:numId="30">
+  <w:num w:numId="30" w16cid:durableId="646517455">
     <w:abstractNumId w:val="12"/>
   </w:num>
-  <w:num w:numId="31">
+  <w:num w:numId="31" w16cid:durableId="1213269148">
     <w:abstractNumId w:val="23"/>
   </w:num>
 </w:numbering>
 </file>
 
 <file path=word/styles.xml><?xml version="1.0" encoding="utf-8"?>
-<w:styles xmlns:mc="http://schemas.openxmlformats.org/markup-compatibility/2006" xmlns:r="http://schemas.openxmlformats.org/officeDocument/2006/relationships" xmlns:w="http://schemas.openxmlformats.org/wordprocessingml/2006/main" xmlns:w14="http://schemas.microsoft.com/office/word/2010/wordml" xmlns:w15="http://schemas.microsoft.com/office/word/2012/wordml" xmlns:w16cex="http://schemas.microsoft.com/office/word/2018/wordml/cex" xmlns:w16cid="http://schemas.microsoft.com/office/word/2016/wordml/cid" xmlns:w16="http://schemas.microsoft.com/office/word/2018/wordml" xmlns:w16se="http://schemas.microsoft.com/office/word/2015/wordml/symex" mc:Ignorable="w14 w15 w16se w16cid w16 w16cex">
+<w:styles xmlns:mc="http://schemas.openxmlformats.org/markup-compatibility/2006" xmlns:r="http://schemas.openxmlformats.org/officeDocument/2006/relationships" xmlns:w="http://schemas.openxmlformats.org/wordprocessingml/2006/main" xmlns:w14="http://schemas.microsoft.com/office/word/2010/wordml" xmlns:w15="http://schemas.microsoft.com/office/word/2012/wordml" xmlns:w16cex="http://schemas.microsoft.com/office/word/2018/wordml/cex" xmlns:w16cid="http://schemas.microsoft.com/office/word/2016/wordml/cid" xmlns:w16="http://schemas.microsoft.com/office/word/2018/wordml" xmlns:w16sdtdh="http://schemas.microsoft.com/office/word/2020/wordml/sdtdatahash" xmlns:w16se="http://schemas.microsoft.com/office/word/2015/wordml/symex" mc:Ignorable="w14 w15 w16se w16cid w16 w16cex w16sdtdh">
   <w:docDefaults>
     <w:rPrDefault>
       <w:rPr>
